--- a/Manual-Instructions/Handleiding_ArduinoESP32Nano-NL.docx
+++ b/Manual-Instructions/Handleiding_ArduinoESP32Nano-NL.docx
@@ -420,13 +420,61 @@
             <w:r>
               <w:t xml:space="preserve"> De app wordt gebruikt om commando’s naar de klok te sturen. </w:t>
             </w:r>
-          </w:p>
-          <w:p>
-            <w:pPr>
-              <w:pStyle w:val="NoSpacing"/>
-            </w:pPr>
-            <w:r>
-              <w:t>Mocht de app niet te downloaden zijn lees dan verder hoe de WIFI aan te sluiten.</w:t>
+            <w:r>
+              <w:br/>
+              <w:t>Of klik open deze link om een alternatief op een W11 /MacOS PC te starten :</w:t>
+            </w:r>
+            <w:r>
+              <w:br/>
+            </w:r>
+            <w:hyperlink r:id="rId11" w:tooltip="https://ednieuw.home.xs4all.nl/BLESerial/BLE_UART_Terminal.html" w:history="1">
+              <w:r>
+                <w:rPr>
+                  <w:rStyle w:val="Hyperlink"/>
+                </w:rPr>
+                <w:t>BLE UART Terminal</w:t>
+              </w:r>
+            </w:hyperlink>
+            <w:r>
+              <w:t xml:space="preserve"> </w:t>
+            </w:r>
+            <w:r>
+              <w:rPr>
+                <w:sz w:val="18"/>
+                <w:szCs w:val="18"/>
+              </w:rPr>
+              <w:t>(</w:t>
+            </w:r>
+            <w:r>
+              <w:rPr>
+                <w:sz w:val="18"/>
+                <w:szCs w:val="18"/>
+              </w:rPr>
+              <w:t>https://ednieuw.home.xs4all.nl/BLESerial/BLE_UART_Terminal.html</w:t>
+            </w:r>
+            <w:r>
+              <w:rPr>
+                <w:sz w:val="18"/>
+                <w:szCs w:val="18"/>
+              </w:rPr>
+              <w:t>)</w:t>
+            </w:r>
+          </w:p>
+          <w:p>
+            <w:pPr>
+              <w:pStyle w:val="NoSpacing"/>
+            </w:pPr>
+            <w:r>
+              <w:br/>
+            </w:r>
+            <w:r>
+              <w:t xml:space="preserve">Mocht de app </w:t>
+            </w:r>
+            <w:r>
+              <w:t xml:space="preserve">of BLE UART terminal </w:t>
+            </w:r>
+            <w:r>
+              <w:t>niet te downloaden zijn lees dan verder hoe de WIFI aan te sluiten.</w:t>
             </w:r>
           </w:p>
           <w:p>
@@ -558,7 +606,7 @@
                                 </pic:cNvPicPr>
                               </pic:nvPicPr>
                               <pic:blipFill>
-                                <a:blip r:embed="rId11"/>
+                                <a:blip r:embed="rId12"/>
                                 <a:stretch>
                                   <a:fillRect/>
                                 </a:stretch>
@@ -615,7 +663,7 @@
                                 </pic:cNvPicPr>
                               </pic:nvPicPr>
                               <pic:blipFill>
-                                <a:blip r:embed="rId12"/>
+                                <a:blip r:embed="rId13"/>
                                 <a:stretch>
                                   <a:fillRect/>
                                 </a:stretch>
@@ -672,7 +720,7 @@
                                 </pic:cNvPicPr>
                               </pic:nvPicPr>
                               <pic:blipFill>
-                                <a:blip r:embed="rId13"/>
+                                <a:blip r:embed="rId14"/>
                                 <a:stretch>
                                   <a:fillRect/>
                                 </a:stretch>
@@ -712,7 +760,7 @@
                       <w:rStyle w:val="auto-style51"/>
                     </w:rPr>
                   </w:pPr>
-                  <w:hyperlink r:id="rId14">
+                  <w:hyperlink r:id="rId15">
                     <w:r>
                       <w:rPr>
                         <w:rStyle w:val="Hyperlink"/>
@@ -734,7 +782,7 @@
                       <w:rStyle w:val="auto-style51"/>
                     </w:rPr>
                   </w:pPr>
-                  <w:hyperlink r:id="rId15">
+                  <w:hyperlink r:id="rId16">
                     <w:r>
                       <w:rPr>
                         <w:rStyle w:val="Hyperlink"/>
@@ -753,7 +801,7 @@
                     <w:pStyle w:val="NoSpacing"/>
                     <w:jc w:val="center"/>
                   </w:pPr>
-                  <w:hyperlink r:id="rId16">
+                  <w:hyperlink r:id="rId17">
                     <w:r>
                       <w:rPr>
                         <w:rStyle w:val="Hyperlink"/>
@@ -839,7 +887,7 @@
                     </pic:cNvPicPr>
                   </pic:nvPicPr>
                   <pic:blipFill>
-                    <a:blip r:embed="rId17"/>
+                    <a:blip r:embed="rId18"/>
                     <a:stretch>
                       <a:fillRect/>
                     </a:stretch>
@@ -1129,7 +1177,7 @@
                     </pic:cNvPicPr>
                   </pic:nvPicPr>
                   <pic:blipFill>
-                    <a:blip r:embed="rId18"/>
+                    <a:blip r:embed="rId19"/>
                     <a:stretch>
                       <a:fillRect/>
                     </a:stretch>
@@ -1656,7 +1704,7 @@
                     </pic:cNvPicPr>
                   </pic:nvPicPr>
                   <pic:blipFill>
-                    <a:blip r:embed="rId19"/>
+                    <a:blip r:embed="rId20"/>
                     <a:stretch>
                       <a:fillRect/>
                     </a:stretch>
@@ -1916,7 +1964,7 @@
                           </pic:cNvPicPr>
                         </pic:nvPicPr>
                         <pic:blipFill>
-                          <a:blip r:embed="rId20"/>
+                          <a:blip r:embed="rId21"/>
                           <a:stretch>
                             <a:fillRect/>
                           </a:stretch>
@@ -1972,7 +2020,7 @@
                           </pic:cNvPicPr>
                         </pic:nvPicPr>
                         <pic:blipFill>
-                          <a:blip r:embed="rId21"/>
+                          <a:blip r:embed="rId22"/>
                           <a:stretch>
                             <a:fillRect/>
                           </a:stretch>
@@ -2028,7 +2076,7 @@
                           </pic:cNvPicPr>
                         </pic:nvPicPr>
                         <pic:blipFill>
-                          <a:blip r:embed="rId22"/>
+                          <a:blip r:embed="rId23"/>
                           <a:stretch>
                             <a:fillRect/>
                           </a:stretch>
@@ -2205,7 +2253,7 @@
                     </pic:cNvPicPr>
                   </pic:nvPicPr>
                   <pic:blipFill>
-                    <a:blip r:embed="rId23"/>
+                    <a:blip r:embed="rId24"/>
                     <a:stretch>
                       <a:fillRect/>
                     </a:stretch>
@@ -3101,7 +3149,7 @@
                     </pic:cNvPicPr>
                   </pic:nvPicPr>
                   <pic:blipFill>
-                    <a:blip r:embed="rId24"/>
+                    <a:blip r:embed="rId25"/>
                     <a:stretch>
                       <a:fillRect/>
                     </a:stretch>
@@ -3211,7 +3259,7 @@
                     </pic:cNvPicPr>
                   </pic:nvPicPr>
                   <pic:blipFill>
-                    <a:blip r:embed="rId25"/>
+                    <a:blip r:embed="rId26"/>
                     <a:stretch>
                       <a:fillRect/>
                     </a:stretch>
@@ -3649,7 +3697,7 @@
                           </pic:cNvPicPr>
                         </pic:nvPicPr>
                         <pic:blipFill>
-                          <a:blip r:embed="rId26"/>
+                          <a:blip r:embed="rId27"/>
                           <a:stretch>
                             <a:fillRect/>
                           </a:stretch>
@@ -3729,7 +3777,7 @@
                 <w:lang w:val="en-GB"/>
               </w:rPr>
             </w:pPr>
-            <w:hyperlink r:id="rId27">
+            <w:hyperlink r:id="rId28">
               <w:r>
                 <w:rPr>
                   <w:rStyle w:val="Hyperlink"/>
@@ -3803,7 +3851,7 @@
                           <pic:cNvPicPr/>
                         </pic:nvPicPr>
                         <pic:blipFill>
-                          <a:blip r:embed="rId28"/>
+                          <a:blip r:embed="rId29"/>
                           <a:stretch>
                             <a:fillRect/>
                           </a:stretch>
@@ -3886,7 +3934,7 @@
                     <pic:cNvPicPr/>
                   </pic:nvPicPr>
                   <pic:blipFill>
-                    <a:blip r:embed="rId29"/>
+                    <a:blip r:embed="rId30"/>
                     <a:stretch>
                       <a:fillRect/>
                     </a:stretch>
@@ -4882,7 +4930,7 @@
           <w:rStyle w:val="Hyperlink"/>
         </w:rPr>
       </w:pPr>
-      <w:hyperlink r:id="rId30">
+      <w:hyperlink r:id="rId31">
         <w:bookmarkStart w:id="1" w:name="_Hlk184723934"/>
         <w:r>
           <w:rPr>
@@ -5101,7 +5149,7 @@
                     </pic:cNvPicPr>
                   </pic:nvPicPr>
                   <pic:blipFill>
-                    <a:blip r:embed="rId31"/>
+                    <a:blip r:embed="rId32"/>
                     <a:stretch>
                       <a:fillRect/>
                     </a:stretch>
@@ -5528,7 +5576,7 @@
                     </pic:cNvPicPr>
                   </pic:nvPicPr>
                   <pic:blipFill>
-                    <a:blip r:embed="rId32"/>
+                    <a:blip r:embed="rId33"/>
                     <a:stretch>
                       <a:fillRect/>
                     </a:stretch>
@@ -5574,7 +5622,7 @@
                     </pic:cNvPicPr>
                   </pic:nvPicPr>
                   <pic:blipFill>
-                    <a:blip r:embed="rId33"/>
+                    <a:blip r:embed="rId34"/>
                     <a:stretch>
                       <a:fillRect/>
                     </a:stretch>
@@ -5703,7 +5751,7 @@
                     </pic:cNvPicPr>
                   </pic:nvPicPr>
                   <pic:blipFill>
-                    <a:blip r:embed="rId34"/>
+                    <a:blip r:embed="rId35"/>
                     <a:stretch>
                       <a:fillRect/>
                     </a:stretch>
@@ -5806,7 +5854,7 @@
           <w:bCs w:val="0"/>
         </w:rPr>
       </w:pPr>
-      <w:hyperlink r:id="rId35">
+      <w:hyperlink r:id="rId36">
         <w:r>
           <w:rPr>
             <w:rStyle w:val="Hyperlink"/>
@@ -6097,7 +6145,7 @@
                     </pic:cNvPicPr>
                   </pic:nvPicPr>
                   <pic:blipFill>
-                    <a:blip r:embed="rId36"/>
+                    <a:blip r:embed="rId37"/>
                     <a:stretch>
                       <a:fillRect/>
                     </a:stretch>
@@ -6318,7 +6366,7 @@
                     </pic:cNvPicPr>
                   </pic:nvPicPr>
                   <pic:blipFill>
-                    <a:blip r:embed="rId37"/>
+                    <a:blip r:embed="rId38"/>
                     <a:stretch>
                       <a:fillRect/>
                     </a:stretch>
@@ -6434,7 +6482,7 @@
                     </pic:cNvPicPr>
                   </pic:nvPicPr>
                   <pic:blipFill>
-                    <a:blip r:embed="rId38"/>
+                    <a:blip r:embed="rId39"/>
                     <a:stretch>
                       <a:fillRect/>
                     </a:stretch>
@@ -8010,7 +8058,7 @@
                           <pic:cNvPicPr/>
                         </pic:nvPicPr>
                         <pic:blipFill>
-                          <a:blip r:embed="rId39"/>
+                          <a:blip r:embed="rId40"/>
                           <a:stretch>
                             <a:fillRect/>
                           </a:stretch>
@@ -8061,7 +8109,7 @@
                           <pic:cNvPicPr/>
                         </pic:nvPicPr>
                         <pic:blipFill>
-                          <a:blip r:embed="rId40"/>
+                          <a:blip r:embed="rId41"/>
                           <a:stretch>
                             <a:fillRect/>
                           </a:stretch>
@@ -9694,7 +9742,7 @@
                     </pic:cNvPicPr>
                   </pic:nvPicPr>
                   <pic:blipFill>
-                    <a:blip r:embed="rId41"/>
+                    <a:blip r:embed="rId42"/>
                     <a:stretch>
                       <a:fillRect/>
                     </a:stretch>
@@ -10068,7 +10116,7 @@
                     </pic:cNvPicPr>
                   </pic:nvPicPr>
                   <pic:blipFill>
-                    <a:blip r:embed="rId42"/>
+                    <a:blip r:embed="rId43"/>
                     <a:stretch>
                       <a:fillRect/>
                     </a:stretch>
@@ -10462,7 +10510,7 @@
                     </pic:cNvPicPr>
                   </pic:nvPicPr>
                   <pic:blipFill>
-                    <a:blip r:embed="rId43"/>
+                    <a:blip r:embed="rId44"/>
                     <a:stretch>
                       <a:fillRect/>
                     </a:stretch>
@@ -10636,7 +10684,7 @@
                           </pic:cNvPicPr>
                         </pic:nvPicPr>
                         <pic:blipFill>
-                          <a:blip r:embed="rId44"/>
+                          <a:blip r:embed="rId45"/>
                           <a:stretch>
                             <a:fillRect/>
                           </a:stretch>
@@ -10694,7 +10742,7 @@
                           </pic:cNvPicPr>
                         </pic:nvPicPr>
                         <pic:blipFill>
-                          <a:blip r:embed="rId45"/>
+                          <a:blip r:embed="rId46"/>
                           <a:stretch>
                             <a:fillRect/>
                           </a:stretch>
@@ -10872,7 +10920,7 @@
                     </pic:cNvPicPr>
                   </pic:nvPicPr>
                   <pic:blipFill>
-                    <a:blip r:embed="rId46"/>
+                    <a:blip r:embed="rId47"/>
                     <a:stretch>
                       <a:fillRect/>
                     </a:stretch>
@@ -10969,7 +11017,7 @@
                     </pic:cNvPicPr>
                   </pic:nvPicPr>
                   <pic:blipFill>
-                    <a:blip r:embed="rId47"/>
+                    <a:blip r:embed="rId48"/>
                     <a:stretch>
                       <a:fillRect/>
                     </a:stretch>
@@ -11094,7 +11142,7 @@
                     </pic:cNvPicPr>
                   </pic:nvPicPr>
                   <pic:blipFill>
-                    <a:blip r:embed="rId48"/>
+                    <a:blip r:embed="rId49"/>
                     <a:stretch>
                       <a:fillRect/>
                     </a:stretch>
@@ -11137,7 +11185,7 @@
                     </pic:cNvPicPr>
                   </pic:nvPicPr>
                   <pic:blipFill>
-                    <a:blip r:embed="rId49"/>
+                    <a:blip r:embed="rId50"/>
                     <a:stretch>
                       <a:fillRect/>
                     </a:stretch>
@@ -12689,28 +12737,62 @@
         </w:rPr>
         <w:t>E&lt;+00&gt;0&lt;+02&gt;-2,M3.5.0/1,M10.5.0/3</w:t>
       </w:r>
-    </w:p>
-    <w:p>
-      <w:pPr>
-        <w:pStyle w:val="NoSpacing"/>
-        <w:rPr>
-          <w:rStyle w:val="auto-style51"/>
-        </w:rPr>
-      </w:pPr>
-    </w:p>
-    <w:p>
-      <w:pPr>
-        <w:rPr>
-          <w:rStyle w:val="auto-style51"/>
-          <w:b/>
-          <w:bCs/>
-        </w:rPr>
-      </w:pPr>
-      <w:r>
-        <w:rPr>
-          <w:rStyle w:val="auto-style51"/>
-          <w:b/>
-          <w:bCs/>
+      <w:r>
+        <w:rPr>
+          <w:rStyle w:val="auto-style51"/>
+        </w:rPr>
+        <w:br/>
+        <w:t>Na een total</w:t>
+      </w:r>
+      <w:r>
+        <w:rPr>
+          <w:rStyle w:val="auto-style51"/>
+        </w:rPr>
+        <w:t>e</w:t>
+      </w:r>
+      <w:r>
+        <w:rPr>
+          <w:rStyle w:val="auto-style51"/>
+        </w:rPr>
+        <w:t xml:space="preserve"> reset</w:t>
+      </w:r>
+      <w:r>
+        <w:rPr>
+          <w:rStyle w:val="auto-style51"/>
+        </w:rPr>
+        <w:t>,</w:t>
+      </w:r>
+      <w:r>
+        <w:rPr>
+          <w:rStyle w:val="auto-style51"/>
+        </w:rPr>
+        <w:t xml:space="preserve"> door RRRRR in het menu te type</w:t>
+      </w:r>
+      <w:r>
+        <w:rPr>
+          <w:rStyle w:val="auto-style51"/>
+        </w:rPr>
+        <w:t>n,</w:t>
+      </w:r>
+      <w:r>
+        <w:rPr>
+          <w:rStyle w:val="auto-style51"/>
+        </w:rPr>
+        <w:t xml:space="preserve"> wordt de tijdzone voor Nederland weer ingesteld: </w:t>
+      </w:r>
+      <w:r>
+        <w:t>CET-1CEST,M3.5.0,M10.5.0/3</w:t>
+      </w:r>
+    </w:p>
+    <w:p>
+      <w:pPr>
+        <w:rPr>
+          <w:rStyle w:val="auto-style51"/>
+        </w:rPr>
+      </w:pPr>
+      <w:r>
+        <w:rPr>
+          <w:rStyle w:val="auto-style51"/>
         </w:rPr>
         <w:br w:type="page"/>
       </w:r>
@@ -13085,11 +13167,11 @@
                     <pic:cNvPicPr/>
                   </pic:nvPicPr>
                   <pic:blipFill>
-                    <a:blip r:embed="rId50" cstate="print">
+                    <a:blip r:embed="rId51" cstate="print">
                       <a:extLst>
                         <a:ext uri="{BEBA8EAE-BF5A-486C-A8C5-ECC9F3942E4B}">
                           <a14:imgProps xmlns:a14="http://schemas.microsoft.com/office/drawing/2010/main">
-                            <a14:imgLayer r:embed="rId51">
+                            <a14:imgLayer r:embed="rId52">
                               <a14:imgEffect>
                                 <a14:brightnessContrast bright="20000"/>
                               </a14:imgEffect>
@@ -13237,11 +13319,6 @@
     <w:p>
       <w:pPr>
         <w:pStyle w:val="NoSpacing"/>
-      </w:pPr>
-    </w:p>
-    <w:p>
-      <w:pPr>
-        <w:pStyle w:val="NoSpacing"/>
         <w:rPr>
           <w:rStyle w:val="auto-style51"/>
         </w:rPr>
@@ -13502,7 +13579,6 @@
         <w:rPr>
           <w:rStyle w:val="auto-style51"/>
         </w:rPr>
-        <w:lastRenderedPageBreak/>
         <w:t xml:space="preserve">Na een Reset naar fabrieksinstelling wordt het gebruik </w:t>
       </w:r>
       <w:r>
@@ -13548,15 +13624,14 @@
         <w:rPr>
           <w:b/>
           <w:bCs/>
-          <w:lang w:val="en-NL"/>
         </w:rPr>
       </w:pPr>
       <w:r>
         <w:rPr>
           <w:b/>
           <w:bCs/>
-          <w:lang w:val="en-NL"/>
-        </w:rPr>
+        </w:rPr>
+        <w:lastRenderedPageBreak/>
         <w:t>H05 Time receiver On/Off</w:t>
       </w:r>
     </w:p>
@@ -13646,7 +13721,7 @@
         </w:rPr>
         <w:t xml:space="preserve">s” van mijn Github site </w:t>
       </w:r>
-      <w:hyperlink r:id="rId52" w:history="1">
+      <w:hyperlink r:id="rId53" w:history="1">
         <w:r>
           <w:rPr>
             <w:rStyle w:val="Hyperlink"/>
@@ -14083,48 +14158,54 @@
         <w:rPr>
           <w:rStyle w:val="Strong"/>
         </w:rPr>
+        <w:t>J Schakelen om de</w:t>
+      </w:r>
+      <w:r>
+        <w:rPr>
+          <w:rStyle w:val="Strong"/>
+        </w:rPr>
+        <w:t xml:space="preserve"> tijd uit de</w:t>
+      </w:r>
+      <w:r>
+        <w:rPr>
+          <w:rStyle w:val="Strong"/>
+        </w:rPr>
+        <w:t xml:space="preserve"> DS3231-module te gebruiken </w:t>
+      </w:r>
+      <w:r>
+        <w:br/>
+      </w:r>
+      <w:r>
+        <w:rPr>
+          <w:rStyle w:val="auto-style51"/>
+        </w:rPr>
+        <w:t xml:space="preserve">Door 'J' te verzenden, wordt het gebruik van </w:t>
+      </w:r>
+      <w:r>
+        <w:rPr>
+          <w:rStyle w:val="auto-style51"/>
+        </w:rPr>
+        <w:t>de</w:t>
+      </w:r>
+      <w:r>
+        <w:rPr>
+          <w:rStyle w:val="auto-style51"/>
+        </w:rPr>
+        <w:t xml:space="preserve"> optionele DS3231-tijdmodule AAN of UIT gezet. </w:t>
+      </w:r>
+      <w:r>
+        <w:rPr>
+          <w:rStyle w:val="auto-style51"/>
+        </w:rPr>
+        <w:br/>
+        <w:t>Als de tijd van de DS3231 RTC-module wordt gebruikt zal de gele LED bij de USB-</w:t>
+      </w:r>
+      <w:r>
+        <w:rPr>
+          <w:rStyle w:val="auto-style51"/>
+        </w:rPr>
         <w:lastRenderedPageBreak/>
-        <w:t>J Schakelen om de</w:t>
-      </w:r>
-      <w:r>
-        <w:rPr>
-          <w:rStyle w:val="Strong"/>
-        </w:rPr>
-        <w:t xml:space="preserve"> tijd uit de</w:t>
-      </w:r>
-      <w:r>
-        <w:rPr>
-          <w:rStyle w:val="Strong"/>
-        </w:rPr>
-        <w:t xml:space="preserve"> DS3231-module te gebruiken </w:t>
-      </w:r>
-      <w:r>
-        <w:br/>
-      </w:r>
-      <w:r>
-        <w:rPr>
-          <w:rStyle w:val="auto-style51"/>
-        </w:rPr>
-        <w:t xml:space="preserve">Door 'J' te verzenden, wordt het gebruik van </w:t>
-      </w:r>
-      <w:r>
-        <w:rPr>
-          <w:rStyle w:val="auto-style51"/>
-        </w:rPr>
-        <w:t>de</w:t>
-      </w:r>
-      <w:r>
-        <w:rPr>
-          <w:rStyle w:val="auto-style51"/>
-        </w:rPr>
-        <w:t xml:space="preserve"> optionele DS3231-tijdmodule AAN of UIT gezet. </w:t>
-      </w:r>
-      <w:r>
-        <w:rPr>
-          <w:rStyle w:val="auto-style51"/>
-        </w:rPr>
-        <w:br/>
-        <w:t>Als de tijd van de DS3231 RTC-module wordt gebruikt zal de gele LED bij de USB-stekker op de Nano ESP32 niet meer knipperen.</w:t>
+        <w:t>stekker op de Nano ESP32 niet meer knipperen.</w:t>
       </w:r>
       <w:r>
         <w:rPr>
@@ -14867,6 +14948,12 @@
           <w:rStyle w:val="auto-style51"/>
         </w:rPr>
         <w:t>Q6 is een digitale display</w:t>
+      </w:r>
+      <w:r>
+        <w:rPr>
+          <w:rStyle w:val="auto-style51"/>
+        </w:rPr>
+        <w:t xml:space="preserve"> (alleen voor klokken met 12x12 LEDs)</w:t>
       </w:r>
     </w:p>
     <w:p>
@@ -15225,7 +15312,7 @@
                     </pic:cNvPicPr>
                   </pic:nvPicPr>
                   <pic:blipFill>
-                    <a:blip r:link="rId53"/>
+                    <a:blip r:link="rId54"/>
                     <a:stretch>
                       <a:fillRect/>
                     </a:stretch>
@@ -15487,7 +15574,20 @@
         <w:rPr>
           <w:rStyle w:val="auto-style51"/>
         </w:rPr>
-        <w:t xml:space="preserve">De IOS BLEserial- app, en misschien ook andere, kan pakketten van 80 bytes of meer ontvangen voordat tekens worden gemist . Hierdoor wordt het menu sneller afgedrukt. </w:t>
+        <w:t xml:space="preserve">De IOS BLEserial- app, en misschien ook andere, kan pakketten van 80 bytes of meer ontvangen voordat tekens worden gemist . </w:t>
+      </w:r>
+      <w:r>
+        <w:rPr>
+          <w:rStyle w:val="auto-style51"/>
+        </w:rPr>
+        <w:br/>
+        <w:t>Met Fast BLE</w:t>
+      </w:r>
+      <w:r>
+        <w:rPr>
+          <w:rStyle w:val="auto-style51"/>
+        </w:rPr>
+        <w:t xml:space="preserve"> wordt het menu sneller afgedrukt. </w:t>
       </w:r>
       <w:r>
         <w:br/>
@@ -16302,9 +16402,151 @@
       <w:pPr>
         <w:rPr>
           <w:rStyle w:val="Strong"/>
+          <w:b w:val="0"/>
+          <w:bCs w:val="0"/>
           <w:color w:val="1F2328"/>
         </w:rPr>
       </w:pPr>
+      <w:r>
+        <w:rPr>
+          <w:rStyle w:val="Strong"/>
+          <w:b w:val="0"/>
+          <w:bCs w:val="0"/>
+          <w:color w:val="1F2328"/>
+        </w:rPr>
+        <w:t>De tijd wordt in de DS3231</w:t>
+      </w:r>
+      <w:r>
+        <w:rPr>
+          <w:rStyle w:val="Strong"/>
+          <w:b w:val="0"/>
+          <w:bCs w:val="0"/>
+          <w:color w:val="1F2328"/>
+        </w:rPr>
+        <w:t>-</w:t>
+      </w:r>
+      <w:r>
+        <w:rPr>
+          <w:rStyle w:val="Strong"/>
+          <w:b w:val="0"/>
+          <w:bCs w:val="0"/>
+          <w:color w:val="1F2328"/>
+        </w:rPr>
+        <w:t>tijdmodule opgeslagen</w:t>
+      </w:r>
+      <w:r>
+        <w:rPr>
+          <w:rStyle w:val="Strong"/>
+          <w:b w:val="0"/>
+          <w:bCs w:val="0"/>
+          <w:color w:val="1F2328"/>
+        </w:rPr>
+        <w:t>.</w:t>
+      </w:r>
+    </w:p>
+    <w:p>
+      <w:pPr>
+        <w:rPr>
+          <w:rStyle w:val="Strong"/>
+          <w:b w:val="0"/>
+          <w:bCs w:val="0"/>
+          <w:color w:val="1F2328"/>
+        </w:rPr>
+      </w:pPr>
+      <w:r>
+        <w:rPr>
+          <w:rStyle w:val="Strong"/>
+          <w:b w:val="0"/>
+          <w:bCs w:val="0"/>
+          <w:color w:val="1F2328"/>
+        </w:rPr>
+        <w:t xml:space="preserve">Op het moment dat met optie </w:t>
+      </w:r>
+      <w:r>
+        <w:rPr>
+          <w:color w:val="1F2328"/>
+        </w:rPr>
+        <w:t xml:space="preserve">J </w:t>
+      </w:r>
+      <w:r>
+        <w:rPr>
+          <w:color w:val="1F2328"/>
+        </w:rPr>
+        <w:t xml:space="preserve"> = </w:t>
+      </w:r>
+      <w:r>
+        <w:rPr>
+          <w:color w:val="1F2328"/>
+        </w:rPr>
+        <w:t>DS3231 RTC</w:t>
+      </w:r>
+      <w:r>
+        <w:rPr>
+          <w:color w:val="1F2328"/>
+        </w:rPr>
+        <w:t xml:space="preserve"> On of Off d</w:t>
+      </w:r>
+      <w:r>
+        <w:rPr>
+          <w:color w:val="1F2328"/>
+        </w:rPr>
+        <w:t>e</w:t>
+      </w:r>
+      <w:r>
+        <w:rPr>
+          <w:color w:val="1F2328"/>
+        </w:rPr>
+        <w:t xml:space="preserve"> RTC op On wordt gezet wordt deze tijd getoond</w:t>
+      </w:r>
+      <w:r>
+        <w:rPr>
+          <w:color w:val="1F2328"/>
+        </w:rPr>
+        <w:t xml:space="preserve"> en niet de WIFI NTP tijd. </w:t>
+      </w:r>
+      <w:r>
+        <w:rPr>
+          <w:color w:val="1F2328"/>
+        </w:rPr>
+        <w:br/>
+        <w:t xml:space="preserve">Gebruik de </w:t>
+      </w:r>
+      <w:r>
+        <w:rPr>
+          <w:rStyle w:val="Strong"/>
+          <w:b w:val="0"/>
+          <w:bCs w:val="0"/>
+          <w:color w:val="1F2328"/>
+        </w:rPr>
+        <w:t>DS3231</w:t>
+      </w:r>
+      <w:r>
+        <w:rPr>
+          <w:rStyle w:val="Strong"/>
+          <w:b w:val="0"/>
+          <w:bCs w:val="0"/>
+          <w:color w:val="1F2328"/>
+        </w:rPr>
+        <w:t>-</w:t>
+      </w:r>
+      <w:r>
+        <w:rPr>
+          <w:rStyle w:val="Strong"/>
+          <w:b w:val="0"/>
+          <w:bCs w:val="0"/>
+          <w:color w:val="1F2328"/>
+        </w:rPr>
+        <w:t>tijdmodule</w:t>
+      </w:r>
+      <w:r>
+        <w:rPr>
+          <w:rStyle w:val="Strong"/>
+          <w:b w:val="0"/>
+          <w:bCs w:val="0"/>
+          <w:color w:val="1F2328"/>
+        </w:rPr>
+        <w:t xml:space="preserve"> alleen als er geen WIFI-ontvangst mogelijk is.</w:t>
+      </w:r>
     </w:p>
     <w:p>
       <w:pPr>
@@ -28370,8 +28612,8 @@
       </w:pPr>
     </w:p>
     <w:sectPr>
-      <w:headerReference w:type="default" r:id="rId54"/>
-      <w:headerReference w:type="first" r:id="rId55"/>
+      <w:headerReference w:type="default" r:id="rId55"/>
+      <w:headerReference w:type="first" r:id="rId56"/>
       <w:pgSz w:w="11906" w:h="16838"/>
       <w:pgMar w:top="765" w:right="1274" w:bottom="709" w:left="1440" w:header="708" w:footer="0" w:gutter="0"/>
       <w:cols w:space="720"/>
@@ -28444,7 +28686,15 @@
         <w:sz w:val="18"/>
         <w:szCs w:val="18"/>
       </w:rPr>
-      <w:t>192</w:t>
+      <w:t>19</w:t>
+    </w:r>
+    <w:r>
+      <w:rPr>
+        <w:rStyle w:val="auto-style51"/>
+        <w:sz w:val="18"/>
+        <w:szCs w:val="18"/>
+      </w:rPr>
+      <w:t>5</w:t>
     </w:r>
   </w:p>
 </w:hdr>
